--- a/data/human_paras/human_para_3.docx
+++ b/data/human_paras/human_para_3.docx
@@ -4,7 +4,7 @@
   <w:body>
     <w:p>
       <w:r>
-        <w:t>PDA is less likely to contribute unless the remaining left heart is hypoplastic in Lower-extremity Pulse Oximeter Screening in newborns. Therefore, a baby might often pass with an adequate saturation. In older children aortic-coarctation causes upper extremity hypertension, which can progress to Aortic Aneurysm, Coronary Artery Disease (CAD), Cerebrovascular anomaly.</w:t>
+        <w:t>The idea of the article is to highlight various treatment options available for above Congenital Heart Disease and its aspects in terms of valvulopathy, aortopathy and its’ link to heredity.</w:t>
       </w:r>
     </w:p>
     <w:sectPr>
